--- a/ШмаринПП11.docx
+++ b/ШмаринПП11.docx
@@ -677,7 +677,7 @@
             </w:rPr>
             <w:fldChar w:fldCharType="separate"/>
           </w:r>
-          <w:hyperlink w:anchor="_Toc230206338" w:history="1">
+          <w:hyperlink w:anchor="_Toc230301997" w:history="1">
             <w:r>
               <w:rPr>
                 <w:rStyle w:val="ad"/>
@@ -716,7 +716,7 @@
                 <w:sz w:val="28"/>
                 <w:szCs w:val="28"/>
               </w:rPr>
-              <w:instrText xml:space="preserve"> PAGEREF _Toc230206338 \h </w:instrText>
+              <w:instrText xml:space="preserve"> PAGEREF _Toc230301997 \h </w:instrText>
             </w:r>
             <w:r>
               <w:rPr>
@@ -770,7 +770,7 @@
               <w:lang w:eastAsia="ru-RU"/>
             </w:rPr>
           </w:pPr>
-          <w:hyperlink w:anchor="_Toc230206339" w:history="1">
+          <w:hyperlink w:anchor="_Toc230301998" w:history="1">
             <w:r>
               <w:rPr>
                 <w:rStyle w:val="ad"/>
@@ -809,7 +809,7 @@
                 <w:sz w:val="28"/>
                 <w:szCs w:val="28"/>
               </w:rPr>
-              <w:instrText xml:space="preserve"> PAGEREF _Toc230206339 \h </w:instrText>
+              <w:instrText xml:space="preserve"> PAGEREF _Toc230301998 \h </w:instrText>
             </w:r>
             <w:r>
               <w:rPr>
@@ -863,7 +863,7 @@
               <w:lang w:eastAsia="ru-RU"/>
             </w:rPr>
           </w:pPr>
-          <w:hyperlink w:anchor="_Toc230206340" w:history="1">
+          <w:hyperlink w:anchor="_Toc230301999" w:history="1">
             <w:r>
               <w:rPr>
                 <w:rStyle w:val="ad"/>
@@ -902,7 +902,7 @@
                 <w:sz w:val="28"/>
                 <w:szCs w:val="28"/>
               </w:rPr>
-              <w:instrText xml:space="preserve"> PAGEREF _Toc230206340 \h </w:instrText>
+              <w:instrText xml:space="preserve"> PAGEREF _Toc230301999 \h </w:instrText>
             </w:r>
             <w:r>
               <w:rPr>
@@ -931,7 +931,7 @@
                 <w:sz w:val="28"/>
                 <w:szCs w:val="28"/>
               </w:rPr>
-              <w:t>7</w:t>
+              <w:t>6</w:t>
             </w:r>
             <w:r>
               <w:rPr>
@@ -956,7 +956,7 @@
               <w:lang w:eastAsia="ru-RU"/>
             </w:rPr>
           </w:pPr>
-          <w:hyperlink w:anchor="_Toc230206341" w:history="1">
+          <w:hyperlink w:anchor="_Toc230302000" w:history="1">
             <w:r>
               <w:rPr>
                 <w:rStyle w:val="ad"/>
@@ -995,7 +995,7 @@
                 <w:sz w:val="28"/>
                 <w:szCs w:val="28"/>
               </w:rPr>
-              <w:instrText xml:space="preserve"> PAGEREF _Toc230206341 \h </w:instrText>
+              <w:instrText xml:space="preserve"> PAGEREF _Toc230302000 \h </w:instrText>
             </w:r>
             <w:r>
               <w:rPr>
@@ -1049,7 +1049,7 @@
               <w:lang w:eastAsia="ru-RU"/>
             </w:rPr>
           </w:pPr>
-          <w:hyperlink w:anchor="_Toc230206342" w:history="1">
+          <w:hyperlink w:anchor="_Toc230302001" w:history="1">
             <w:r>
               <w:rPr>
                 <w:rStyle w:val="ad"/>
@@ -1088,7 +1088,7 @@
                 <w:sz w:val="28"/>
                 <w:szCs w:val="28"/>
               </w:rPr>
-              <w:instrText xml:space="preserve"> PAGEREF _Toc230206342 \h </w:instrText>
+              <w:instrText xml:space="preserve"> PAGEREF _Toc230302001 \h </w:instrText>
             </w:r>
             <w:r>
               <w:rPr>
@@ -1117,7 +1117,7 @@
                 <w:sz w:val="28"/>
                 <w:szCs w:val="28"/>
               </w:rPr>
-              <w:t>22</w:t>
+              <w:t>19</w:t>
             </w:r>
             <w:r>
               <w:rPr>
@@ -1143,7 +1143,7 @@
               <w:lang w:eastAsia="ru-RU"/>
             </w:rPr>
           </w:pPr>
-          <w:hyperlink w:anchor="_Toc230206343" w:history="1">
+          <w:hyperlink w:anchor="_Toc230302002" w:history="1">
             <w:r>
               <w:rPr>
                 <w:rStyle w:val="ad"/>
@@ -1193,7 +1193,7 @@
                 <w:sz w:val="28"/>
                 <w:szCs w:val="28"/>
               </w:rPr>
-              <w:instrText xml:space="preserve"> PAGEREF _Toc230206343 \h </w:instrText>
+              <w:instrText xml:space="preserve"> PAGEREF _Toc230302002 \h </w:instrText>
             </w:r>
             <w:r>
               <w:rPr>
@@ -1222,7 +1222,7 @@
                 <w:sz w:val="28"/>
                 <w:szCs w:val="28"/>
               </w:rPr>
-              <w:t>22</w:t>
+              <w:t>19</w:t>
             </w:r>
             <w:r>
               <w:rPr>
@@ -1248,7 +1248,7 @@
               <w:lang w:eastAsia="ru-RU"/>
             </w:rPr>
           </w:pPr>
-          <w:hyperlink w:anchor="_Toc230206344" w:history="1">
+          <w:hyperlink w:anchor="_Toc230302003" w:history="1">
             <w:r>
               <w:rPr>
                 <w:rStyle w:val="ad"/>
@@ -1287,7 +1287,7 @@
                 <w:sz w:val="28"/>
                 <w:szCs w:val="28"/>
               </w:rPr>
-              <w:instrText xml:space="preserve"> PAGEREF _Toc230206344 \h </w:instrText>
+              <w:instrText xml:space="preserve"> PAGEREF _Toc230302003 \h </w:instrText>
             </w:r>
             <w:r>
               <w:rPr>
@@ -1316,7 +1316,7 @@
                 <w:sz w:val="28"/>
                 <w:szCs w:val="28"/>
               </w:rPr>
-              <w:t>29</w:t>
+              <w:t>25</w:t>
             </w:r>
             <w:r>
               <w:rPr>
@@ -1342,7 +1342,7 @@
               <w:lang w:eastAsia="ru-RU"/>
             </w:rPr>
           </w:pPr>
-          <w:hyperlink w:anchor="_Toc230206345" w:history="1">
+          <w:hyperlink w:anchor="_Toc230302004" w:history="1">
             <w:r>
               <w:rPr>
                 <w:rStyle w:val="ad"/>
@@ -1381,7 +1381,7 @@
                 <w:sz w:val="28"/>
                 <w:szCs w:val="28"/>
               </w:rPr>
-              <w:instrText xml:space="preserve"> PAGEREF _Toc230206345 \h </w:instrText>
+              <w:instrText xml:space="preserve"> PAGEREF _Toc230302004 \h </w:instrText>
             </w:r>
             <w:r>
               <w:rPr>
@@ -1410,7 +1410,7 @@
                 <w:sz w:val="28"/>
                 <w:szCs w:val="28"/>
               </w:rPr>
-              <w:t>34</w:t>
+              <w:t>30</w:t>
             </w:r>
             <w:r>
               <w:rPr>
@@ -1435,7 +1435,7 @@
               <w:lang w:eastAsia="ru-RU"/>
             </w:rPr>
           </w:pPr>
-          <w:hyperlink w:anchor="_Toc230206346" w:history="1">
+          <w:hyperlink w:anchor="_Toc230302005" w:history="1">
             <w:r>
               <w:rPr>
                 <w:rStyle w:val="ad"/>
@@ -1474,7 +1474,7 @@
                 <w:sz w:val="28"/>
                 <w:szCs w:val="28"/>
               </w:rPr>
-              <w:instrText xml:space="preserve"> PAGEREF _Toc230206346 \h </w:instrText>
+              <w:instrText xml:space="preserve"> PAGEREF _Toc230302005 \h </w:instrText>
             </w:r>
             <w:r>
               <w:rPr>
@@ -1503,7 +1503,7 @@
                 <w:sz w:val="28"/>
                 <w:szCs w:val="28"/>
               </w:rPr>
-              <w:t>38</w:t>
+              <w:t>34</w:t>
             </w:r>
             <w:r>
               <w:rPr>
@@ -1529,7 +1529,7 @@
               <w:lang w:eastAsia="ru-RU"/>
             </w:rPr>
           </w:pPr>
-          <w:hyperlink w:anchor="_Toc230206347" w:history="1">
+          <w:hyperlink w:anchor="_Toc230302006" w:history="1">
             <w:r>
               <w:rPr>
                 <w:rStyle w:val="ad"/>
@@ -1568,7 +1568,7 @@
                 <w:sz w:val="28"/>
                 <w:szCs w:val="28"/>
               </w:rPr>
-              <w:instrText xml:space="preserve"> PAGEREF _Toc230206347 \h </w:instrText>
+              <w:instrText xml:space="preserve"> PAGEREF _Toc230302006 \h </w:instrText>
             </w:r>
             <w:r>
               <w:rPr>
@@ -1597,7 +1597,7 @@
                 <w:sz w:val="28"/>
                 <w:szCs w:val="28"/>
               </w:rPr>
-              <w:t>38</w:t>
+              <w:t>34</w:t>
             </w:r>
             <w:r>
               <w:rPr>
@@ -1623,7 +1623,7 @@
               <w:lang w:eastAsia="ru-RU"/>
             </w:rPr>
           </w:pPr>
-          <w:hyperlink w:anchor="_Toc230206348" w:history="1">
+          <w:hyperlink w:anchor="_Toc230302007" w:history="1">
             <w:r>
               <w:rPr>
                 <w:rStyle w:val="ad"/>
@@ -1662,7 +1662,7 @@
                 <w:sz w:val="28"/>
                 <w:szCs w:val="28"/>
               </w:rPr>
-              <w:instrText xml:space="preserve"> PAGEREF _Toc230206348 \h </w:instrText>
+              <w:instrText xml:space="preserve"> PAGEREF _Toc230302007 \h </w:instrText>
             </w:r>
             <w:r>
               <w:rPr>
@@ -1691,7 +1691,7 @@
                 <w:sz w:val="28"/>
                 <w:szCs w:val="28"/>
               </w:rPr>
-              <w:t>41</w:t>
+              <w:t>37</w:t>
             </w:r>
             <w:r>
               <w:rPr>
@@ -1717,7 +1717,7 @@
               <w:lang w:eastAsia="ru-RU"/>
             </w:rPr>
           </w:pPr>
-          <w:hyperlink w:anchor="_Toc230206349" w:history="1">
+          <w:hyperlink w:anchor="_Toc230302008" w:history="1">
             <w:r>
               <w:rPr>
                 <w:rStyle w:val="ad"/>
@@ -1756,7 +1756,7 @@
                 <w:sz w:val="28"/>
                 <w:szCs w:val="28"/>
               </w:rPr>
-              <w:instrText xml:space="preserve"> PAGEREF _Toc230206349 \h </w:instrText>
+              <w:instrText xml:space="preserve"> PAGEREF _Toc230302008 \h </w:instrText>
             </w:r>
             <w:r>
               <w:rPr>
@@ -1785,7 +1785,7 @@
                 <w:sz w:val="28"/>
                 <w:szCs w:val="28"/>
               </w:rPr>
-              <w:t>42</w:t>
+              <w:t>38</w:t>
             </w:r>
             <w:r>
               <w:rPr>
@@ -1810,7 +1810,7 @@
               <w:lang w:eastAsia="ru-RU"/>
             </w:rPr>
           </w:pPr>
-          <w:hyperlink w:anchor="_Toc230206350" w:history="1">
+          <w:hyperlink w:anchor="_Toc230302009" w:history="1">
             <w:r>
               <w:rPr>
                 <w:rStyle w:val="ad"/>
@@ -1849,7 +1849,7 @@
                 <w:sz w:val="28"/>
                 <w:szCs w:val="28"/>
               </w:rPr>
-              <w:instrText xml:space="preserve"> PAGEREF _Toc230206350 \h </w:instrText>
+              <w:instrText xml:space="preserve"> PAGEREF _Toc230302009 \h </w:instrText>
             </w:r>
             <w:r>
               <w:rPr>
@@ -1878,7 +1878,7 @@
                 <w:sz w:val="28"/>
                 <w:szCs w:val="28"/>
               </w:rPr>
-              <w:t>45</w:t>
+              <w:t>41</w:t>
             </w:r>
             <w:r>
               <w:rPr>
@@ -1903,7 +1903,7 @@
               <w:lang w:eastAsia="ru-RU"/>
             </w:rPr>
           </w:pPr>
-          <w:hyperlink w:anchor="_Toc230206351" w:history="1">
+          <w:hyperlink w:anchor="_Toc230302010" w:history="1">
             <w:r>
               <w:rPr>
                 <w:rStyle w:val="ad"/>
@@ -1942,7 +1942,7 @@
                 <w:sz w:val="28"/>
                 <w:szCs w:val="28"/>
               </w:rPr>
-              <w:instrText xml:space="preserve"> PAGEREF _Toc230206351 \h </w:instrText>
+              <w:instrText xml:space="preserve"> PAGEREF _Toc230302010 \h </w:instrText>
             </w:r>
             <w:r>
               <w:rPr>
@@ -1971,7 +1971,7 @@
                 <w:sz w:val="28"/>
                 <w:szCs w:val="28"/>
               </w:rPr>
-              <w:t>46</w:t>
+              <w:t>44</w:t>
             </w:r>
             <w:r>
               <w:rPr>
@@ -1996,7 +1996,7 @@
               <w:lang w:eastAsia="ru-RU"/>
             </w:rPr>
           </w:pPr>
-          <w:hyperlink w:anchor="_Toc230206352" w:history="1">
+          <w:hyperlink w:anchor="_Toc230302011" w:history="1">
             <w:r>
               <w:rPr>
                 <w:rStyle w:val="ad"/>
@@ -2035,7 +2035,7 @@
                 <w:sz w:val="28"/>
                 <w:szCs w:val="28"/>
               </w:rPr>
-              <w:instrText xml:space="preserve"> PAGEREF _Toc230206352 \h </w:instrText>
+              <w:instrText xml:space="preserve"> PAGEREF _Toc230302011 \h </w:instrText>
             </w:r>
             <w:r>
               <w:rPr>
@@ -2064,7 +2064,7 @@
                 <w:sz w:val="28"/>
                 <w:szCs w:val="28"/>
               </w:rPr>
-              <w:t>47</w:t>
+              <w:t>46</w:t>
             </w:r>
             <w:r>
               <w:rPr>
@@ -2089,7 +2089,7 @@
               <w:lang w:eastAsia="ru-RU"/>
             </w:rPr>
           </w:pPr>
-          <w:hyperlink w:anchor="_Toc230206353" w:history="1">
+          <w:hyperlink w:anchor="_Toc230302012" w:history="1">
             <w:r>
               <w:rPr>
                 <w:rStyle w:val="ad"/>
@@ -2123,7 +2123,7 @@
               <w:lang w:eastAsia="ru-RU"/>
             </w:rPr>
           </w:pPr>
-          <w:hyperlink w:anchor="_Toc230206354" w:history="1">
+          <w:hyperlink w:anchor="_Toc230302013" w:history="1">
             <w:r>
               <w:rPr>
                 <w:rStyle w:val="ad"/>
@@ -2194,7 +2194,7 @@
           <w:szCs w:val="28"/>
         </w:rPr>
       </w:pPr>
-      <w:bookmarkStart w:id="0" w:name="_Toc230206338"/>
+      <w:bookmarkStart w:id="0" w:name="_Toc230301997"/>
       <w:r>
         <w:rPr>
           <w:rFonts w:ascii="Times New Roman" w:hAnsi="Times New Roman" w:cs="Times New Roman"/>
@@ -2512,7 +2512,7 @@
           <w:szCs w:val="28"/>
         </w:rPr>
       </w:pPr>
-      <w:bookmarkStart w:id="1" w:name="_Toc230206339"/>
+      <w:bookmarkStart w:id="1" w:name="_Toc230301998"/>
       <w:r>
         <w:rPr>
           <w:rFonts w:ascii="Times New Roman" w:hAnsi="Times New Roman" w:cs="Times New Roman"/>
@@ -3356,7 +3356,7 @@
           <w:szCs w:val="28"/>
         </w:rPr>
       </w:pPr>
-      <w:bookmarkStart w:id="2" w:name="_Toc230206340"/>
+      <w:bookmarkStart w:id="2" w:name="_Toc230301999"/>
       <w:r>
         <w:rPr>
           <w:rFonts w:ascii="Times New Roman" w:hAnsi="Times New Roman" w:cs="Times New Roman"/>
@@ -5893,7 +5893,7 @@
           <w:szCs w:val="28"/>
         </w:rPr>
       </w:pPr>
-      <w:bookmarkStart w:id="3" w:name="_Toc230206341"/>
+      <w:bookmarkStart w:id="3" w:name="_Toc230302000"/>
       <w:r>
         <w:rPr>
           <w:rFonts w:ascii="Times New Roman" w:hAnsi="Times New Roman" w:cs="Times New Roman"/>
@@ -11553,6 +11553,7 @@
       <w:r>
         <w:rPr>
           <w:rFonts w:ascii="Times New Roman" w:hAnsi="Times New Roman" w:cs="Times New Roman"/>
+          <w:noProof/>
           <w:sz w:val="28"/>
           <w:szCs w:val="28"/>
         </w:rPr>
@@ -16322,14 +16323,7 @@
                 <w:rFonts w:ascii="Times New Roman" w:hAnsi="Times New Roman" w:cs="Times New Roman"/>
                 <w:lang w:val="en-US"/>
               </w:rPr>
-              <w:t>, Computing</w:t>
-            </w:r>
-            <w:r>
-              <w:rPr>
-                <w:rFonts w:ascii="Times New Roman" w:hAnsi="Times New Roman" w:cs="Times New Roman"/>
-                <w:lang w:val="en-US"/>
-              </w:rPr>
-              <w:t xml:space="preserve"> </w:t>
+              <w:t xml:space="preserve">, Computing </w:t>
             </w:r>
             <w:r>
               <w:rPr>
@@ -17563,7 +17557,7 @@
           <w:szCs w:val="28"/>
         </w:rPr>
       </w:pPr>
-      <w:bookmarkStart w:id="4" w:name="_Toc230206342"/>
+      <w:bookmarkStart w:id="4" w:name="_Toc230302001"/>
       <w:r>
         <w:rPr>
           <w:rFonts w:ascii="Times New Roman" w:hAnsi="Times New Roman" w:cs="Times New Roman"/>
@@ -17598,7 +17592,7 @@
           <w:szCs w:val="28"/>
         </w:rPr>
       </w:pPr>
-      <w:bookmarkStart w:id="5" w:name="_Toc230206343"/>
+      <w:bookmarkStart w:id="5" w:name="_Toc230302002"/>
       <w:r>
         <w:rPr>
           <w:rFonts w:ascii="Times New Roman" w:hAnsi="Times New Roman" w:cs="Times New Roman"/>
@@ -18166,7 +18160,6 @@
           <w:rFonts w:ascii="Times New Roman" w:hAnsi="Times New Roman" w:cs="Times New Roman"/>
           <w:sz w:val="28"/>
           <w:szCs w:val="28"/>
-          <w:lang w:val="en-US"/>
         </w:rPr>
       </w:pPr>
       <w:r>
@@ -18187,7 +18180,6 @@
           <w:rFonts w:ascii="Times New Roman" w:hAnsi="Times New Roman" w:cs="Times New Roman"/>
           <w:sz w:val="28"/>
           <w:szCs w:val="28"/>
-          <w:lang w:val="en-US"/>
         </w:rPr>
       </w:pPr>
     </w:p>
@@ -18204,6 +18196,7 @@
       <w:r>
         <w:rPr>
           <w:rFonts w:ascii="Times New Roman" w:hAnsi="Times New Roman" w:cs="Times New Roman"/>
+          <w:noProof/>
           <w:sz w:val="28"/>
           <w:szCs w:val="28"/>
         </w:rPr>
@@ -18804,6 +18797,7 @@
       <w:r>
         <w:rPr>
           <w:rFonts w:ascii="Times New Roman" w:hAnsi="Times New Roman" w:cs="Times New Roman"/>
+          <w:noProof/>
           <w:sz w:val="28"/>
           <w:szCs w:val="28"/>
           <w:lang w:val="en-US"/>
@@ -19349,6 +19343,7 @@
           <w:rFonts w:ascii="Times New Roman" w:hAnsi="Times New Roman" w:cs="Times New Roman"/>
           <w:b/>
           <w:bCs/>
+          <w:noProof/>
           <w:sz w:val="28"/>
           <w:szCs w:val="28"/>
           <w:lang w:val="en-US"/>
@@ -19766,6 +19761,7 @@
       <w:r>
         <w:rPr>
           <w:rFonts w:ascii="Times New Roman" w:hAnsi="Times New Roman" w:cs="Times New Roman"/>
+          <w:noProof/>
           <w:sz w:val="28"/>
           <w:szCs w:val="28"/>
         </w:rPr>
@@ -20251,17 +20247,58 @@
           <w:rFonts w:ascii="Times New Roman" w:hAnsi="Times New Roman" w:cs="Times New Roman"/>
           <w:sz w:val="28"/>
           <w:szCs w:val="28"/>
-          <w:lang w:val="en-US"/>
-        </w:rPr>
-      </w:pPr>
-      <w:r>
-        <w:rPr>
-          <w:rFonts w:ascii="Times New Roman" w:hAnsi="Times New Roman" w:cs="Times New Roman"/>
-          <w:sz w:val="28"/>
-          <w:szCs w:val="28"/>
-          <w:lang w:val="en-US"/>
-        </w:rPr>
-        <w:t xml:space="preserve">  PRIMARY KEY (id)</w:t>
+        </w:rPr>
+      </w:pPr>
+      <w:r>
+        <w:rPr>
+          <w:rFonts w:ascii="Times New Roman" w:hAnsi="Times New Roman" w:cs="Times New Roman"/>
+          <w:sz w:val="28"/>
+          <w:szCs w:val="28"/>
+          <w:lang w:val="en-US"/>
+        </w:rPr>
+        <w:t xml:space="preserve">  PRIMARY</w:t>
+      </w:r>
+      <w:r>
+        <w:rPr>
+          <w:rFonts w:ascii="Times New Roman" w:hAnsi="Times New Roman" w:cs="Times New Roman"/>
+          <w:sz w:val="28"/>
+          <w:szCs w:val="28"/>
+        </w:rPr>
+        <w:t xml:space="preserve"> </w:t>
+      </w:r>
+      <w:r>
+        <w:rPr>
+          <w:rFonts w:ascii="Times New Roman" w:hAnsi="Times New Roman" w:cs="Times New Roman"/>
+          <w:sz w:val="28"/>
+          <w:szCs w:val="28"/>
+          <w:lang w:val="en-US"/>
+        </w:rPr>
+        <w:t>KEY</w:t>
+      </w:r>
+      <w:r>
+        <w:rPr>
+          <w:rFonts w:ascii="Times New Roman" w:hAnsi="Times New Roman" w:cs="Times New Roman"/>
+          <w:sz w:val="28"/>
+          <w:szCs w:val="28"/>
+        </w:rPr>
+        <w:t xml:space="preserve"> (</w:t>
+      </w:r>
+      <w:r>
+        <w:rPr>
+          <w:rFonts w:ascii="Times New Roman" w:hAnsi="Times New Roman" w:cs="Times New Roman"/>
+          <w:sz w:val="28"/>
+          <w:szCs w:val="28"/>
+          <w:lang w:val="en-US"/>
+        </w:rPr>
+        <w:t>id</w:t>
+      </w:r>
+      <w:r>
+        <w:rPr>
+          <w:rFonts w:ascii="Times New Roman" w:hAnsi="Times New Roman" w:cs="Times New Roman"/>
+          <w:sz w:val="28"/>
+          <w:szCs w:val="28"/>
+        </w:rPr>
+        <w:t>)</w:t>
       </w:r>
     </w:p>
     <w:p>
@@ -20273,15 +20310,13 @@
           <w:rFonts w:ascii="Times New Roman" w:hAnsi="Times New Roman" w:cs="Times New Roman"/>
           <w:sz w:val="28"/>
           <w:szCs w:val="28"/>
-          <w:lang w:val="en-US"/>
-        </w:rPr>
-      </w:pPr>
-      <w:r>
-        <w:rPr>
-          <w:rFonts w:ascii="Times New Roman" w:hAnsi="Times New Roman" w:cs="Times New Roman"/>
-          <w:sz w:val="28"/>
-          <w:szCs w:val="28"/>
-          <w:lang w:val="en-US"/>
+        </w:rPr>
+      </w:pPr>
+      <w:r>
+        <w:rPr>
+          <w:rFonts w:ascii="Times New Roman" w:hAnsi="Times New Roman" w:cs="Times New Roman"/>
+          <w:sz w:val="28"/>
+          <w:szCs w:val="28"/>
         </w:rPr>
         <w:t>);</w:t>
       </w:r>
@@ -20347,6 +20382,7 @@
       <w:r>
         <w:rPr>
           <w:rFonts w:ascii="Times New Roman" w:hAnsi="Times New Roman" w:cs="Times New Roman"/>
+          <w:noProof/>
           <w:sz w:val="28"/>
           <w:szCs w:val="28"/>
         </w:rPr>
@@ -20801,17 +20837,58 @@
           <w:rFonts w:ascii="Times New Roman" w:hAnsi="Times New Roman" w:cs="Times New Roman"/>
           <w:sz w:val="28"/>
           <w:szCs w:val="28"/>
-          <w:lang w:val="en-US"/>
-        </w:rPr>
-      </w:pPr>
-      <w:r>
-        <w:rPr>
-          <w:rFonts w:ascii="Times New Roman" w:hAnsi="Times New Roman" w:cs="Times New Roman"/>
-          <w:sz w:val="28"/>
-          <w:szCs w:val="28"/>
-          <w:lang w:val="en-US"/>
-        </w:rPr>
-        <w:t xml:space="preserve">  PRIMARY KEY (id)</w:t>
+        </w:rPr>
+      </w:pPr>
+      <w:r>
+        <w:rPr>
+          <w:rFonts w:ascii="Times New Roman" w:hAnsi="Times New Roman" w:cs="Times New Roman"/>
+          <w:sz w:val="28"/>
+          <w:szCs w:val="28"/>
+          <w:lang w:val="en-US"/>
+        </w:rPr>
+        <w:t xml:space="preserve">  PRIMARY</w:t>
+      </w:r>
+      <w:r>
+        <w:rPr>
+          <w:rFonts w:ascii="Times New Roman" w:hAnsi="Times New Roman" w:cs="Times New Roman"/>
+          <w:sz w:val="28"/>
+          <w:szCs w:val="28"/>
+        </w:rPr>
+        <w:t xml:space="preserve"> </w:t>
+      </w:r>
+      <w:r>
+        <w:rPr>
+          <w:rFonts w:ascii="Times New Roman" w:hAnsi="Times New Roman" w:cs="Times New Roman"/>
+          <w:sz w:val="28"/>
+          <w:szCs w:val="28"/>
+          <w:lang w:val="en-US"/>
+        </w:rPr>
+        <w:t>KEY</w:t>
+      </w:r>
+      <w:r>
+        <w:rPr>
+          <w:rFonts w:ascii="Times New Roman" w:hAnsi="Times New Roman" w:cs="Times New Roman"/>
+          <w:sz w:val="28"/>
+          <w:szCs w:val="28"/>
+        </w:rPr>
+        <w:t xml:space="preserve"> (</w:t>
+      </w:r>
+      <w:r>
+        <w:rPr>
+          <w:rFonts w:ascii="Times New Roman" w:hAnsi="Times New Roman" w:cs="Times New Roman"/>
+          <w:sz w:val="28"/>
+          <w:szCs w:val="28"/>
+          <w:lang w:val="en-US"/>
+        </w:rPr>
+        <w:t>id</w:t>
+      </w:r>
+      <w:r>
+        <w:rPr>
+          <w:rFonts w:ascii="Times New Roman" w:hAnsi="Times New Roman" w:cs="Times New Roman"/>
+          <w:sz w:val="28"/>
+          <w:szCs w:val="28"/>
+        </w:rPr>
+        <w:t>)</w:t>
       </w:r>
     </w:p>
     <w:p>
@@ -20823,15 +20900,13 @@
           <w:rFonts w:ascii="Times New Roman" w:hAnsi="Times New Roman" w:cs="Times New Roman"/>
           <w:sz w:val="28"/>
           <w:szCs w:val="28"/>
-          <w:lang w:val="en-US"/>
-        </w:rPr>
-      </w:pPr>
-      <w:r>
-        <w:rPr>
-          <w:rFonts w:ascii="Times New Roman" w:hAnsi="Times New Roman" w:cs="Times New Roman"/>
-          <w:sz w:val="28"/>
-          <w:szCs w:val="28"/>
-          <w:lang w:val="en-US"/>
+        </w:rPr>
+      </w:pPr>
+      <w:r>
+        <w:rPr>
+          <w:rFonts w:ascii="Times New Roman" w:hAnsi="Times New Roman" w:cs="Times New Roman"/>
+          <w:sz w:val="28"/>
+          <w:szCs w:val="28"/>
         </w:rPr>
         <w:t>);</w:t>
       </w:r>
@@ -20897,6 +20972,7 @@
       <w:r>
         <w:rPr>
           <w:rFonts w:ascii="Times New Roman" w:hAnsi="Times New Roman" w:cs="Times New Roman"/>
+          <w:noProof/>
           <w:sz w:val="28"/>
           <w:szCs w:val="28"/>
         </w:rPr>
@@ -21038,6 +21114,7 @@
           <w:rFonts w:ascii="Times New Roman" w:hAnsi="Times New Roman" w:cs="Times New Roman"/>
           <w:sz w:val="28"/>
           <w:szCs w:val="28"/>
+          <w:lang w:val="en-US"/>
         </w:rPr>
       </w:pPr>
       <w:r>
@@ -21054,6 +21131,7 @@
           <w:rFonts w:ascii="Times New Roman" w:hAnsi="Times New Roman" w:cs="Times New Roman"/>
           <w:sz w:val="28"/>
           <w:szCs w:val="28"/>
+          <w:lang w:val="en-US"/>
         </w:rPr>
         <w:t xml:space="preserve"> </w:t>
       </w:r>
@@ -21071,6 +21149,7 @@
           <w:rFonts w:ascii="Times New Roman" w:hAnsi="Times New Roman" w:cs="Times New Roman"/>
           <w:sz w:val="28"/>
           <w:szCs w:val="28"/>
+          <w:lang w:val="en-US"/>
         </w:rPr>
         <w:t xml:space="preserve"> </w:t>
       </w:r>
@@ -21764,7 +21843,6 @@
           <w:rFonts w:ascii="Times New Roman" w:hAnsi="Times New Roman" w:cs="Times New Roman"/>
           <w:sz w:val="28"/>
           <w:szCs w:val="28"/>
-          <w:lang w:val="en-US"/>
         </w:rPr>
       </w:pPr>
     </w:p>
@@ -21781,6 +21859,7 @@
       <w:r>
         <w:rPr>
           <w:rFonts w:ascii="Times New Roman" w:hAnsi="Times New Roman" w:cs="Times New Roman"/>
+          <w:noProof/>
           <w:sz w:val="28"/>
           <w:szCs w:val="28"/>
         </w:rPr>
@@ -22126,15 +22205,7 @@
           <w:sz w:val="28"/>
           <w:szCs w:val="28"/>
         </w:rPr>
-        <w:t xml:space="preserve"> </w:t>
-      </w:r>
-      <w:r>
-        <w:rPr>
-          <w:rFonts w:ascii="Times New Roman" w:hAnsi="Times New Roman" w:cs="Times New Roman"/>
-          <w:sz w:val="28"/>
-          <w:szCs w:val="28"/>
-        </w:rPr>
-        <w:t>и разграничению прав доступа (роли пользователей)</w:t>
+        <w:t xml:space="preserve"> и разграничению прав доступа (роли пользователей)</w:t>
       </w:r>
       <w:r>
         <w:rPr>
@@ -22203,15 +22274,7 @@
           <w:sz w:val="28"/>
           <w:szCs w:val="28"/>
         </w:rPr>
-        <w:t xml:space="preserve"> </w:t>
-      </w:r>
-      <w:r>
-        <w:rPr>
-          <w:rFonts w:ascii="Times New Roman" w:hAnsi="Times New Roman" w:cs="Times New Roman"/>
-          <w:sz w:val="28"/>
-          <w:szCs w:val="28"/>
-        </w:rPr>
-        <w:t>(учёт неисправностей ПК)</w:t>
+        <w:t xml:space="preserve"> (учёт неисправностей ПК)</w:t>
       </w:r>
       <w:r>
         <w:rPr>
@@ -22253,15 +22316,7 @@
           <w:sz w:val="28"/>
           <w:szCs w:val="28"/>
         </w:rPr>
-        <w:t xml:space="preserve"> </w:t>
-      </w:r>
-      <w:r>
-        <w:rPr>
-          <w:rFonts w:ascii="Times New Roman" w:hAnsi="Times New Roman" w:cs="Times New Roman"/>
-          <w:sz w:val="28"/>
-          <w:szCs w:val="28"/>
-        </w:rPr>
-        <w:t>(добавление новых типов проблем, кабинетов)</w:t>
+        <w:t xml:space="preserve"> (добавление новых типов проблем, кабинетов)</w:t>
       </w:r>
       <w:r>
         <w:rPr>
@@ -22310,15 +22365,7 @@
           <w:sz w:val="28"/>
           <w:szCs w:val="28"/>
         </w:rPr>
-        <w:t xml:space="preserve"> </w:t>
-      </w:r>
-      <w:r>
-        <w:rPr>
-          <w:rFonts w:ascii="Times New Roman" w:hAnsi="Times New Roman" w:cs="Times New Roman"/>
-          <w:sz w:val="28"/>
-          <w:szCs w:val="28"/>
-        </w:rPr>
-        <w:t>(индексация по ключевым полям)</w:t>
+        <w:t xml:space="preserve"> (индексация по ключевым полям)</w:t>
       </w:r>
       <w:r>
         <w:rPr>
@@ -22399,7 +22446,7 @@
           <w:szCs w:val="28"/>
         </w:rPr>
       </w:pPr>
-      <w:bookmarkStart w:id="6" w:name="_Toc230206344"/>
+      <w:bookmarkStart w:id="6" w:name="_Toc230302003"/>
       <w:r>
         <w:rPr>
           <w:rFonts w:ascii="Times New Roman" w:hAnsi="Times New Roman" w:cs="Times New Roman"/>
@@ -26011,7 +26058,7 @@
           <w:szCs w:val="28"/>
         </w:rPr>
       </w:pPr>
-      <w:bookmarkStart w:id="7" w:name="_Toc230206345"/>
+      <w:bookmarkStart w:id="7" w:name="_Toc230302004"/>
       <w:r>
         <w:rPr>
           <w:rFonts w:ascii="Times New Roman" w:hAnsi="Times New Roman" w:cs="Times New Roman"/>
@@ -26406,6 +26453,7 @@
           <w:rFonts w:ascii="Times New Roman" w:hAnsi="Times New Roman" w:cs="Times New Roman"/>
           <w:sz w:val="28"/>
           <w:szCs w:val="28"/>
+          <w:lang w:val="en-US"/>
         </w:rPr>
       </w:pPr>
       <w:r>
@@ -26430,6 +26478,7 @@
           <w:rFonts w:ascii="Times New Roman" w:hAnsi="Times New Roman" w:cs="Times New Roman"/>
           <w:sz w:val="28"/>
           <w:szCs w:val="28"/>
+          <w:lang w:val="en-US"/>
         </w:rPr>
         <w:t xml:space="preserve"> </w:t>
       </w:r>
@@ -26446,6 +26495,7 @@
           <w:rFonts w:ascii="Times New Roman" w:hAnsi="Times New Roman" w:cs="Times New Roman"/>
           <w:sz w:val="28"/>
           <w:szCs w:val="28"/>
+          <w:lang w:val="en-US"/>
         </w:rPr>
         <w:t xml:space="preserve"> </w:t>
       </w:r>
@@ -26462,6 +26512,7 @@
           <w:rFonts w:ascii="Times New Roman" w:hAnsi="Times New Roman" w:cs="Times New Roman"/>
           <w:sz w:val="28"/>
           <w:szCs w:val="28"/>
+          <w:lang w:val="en-US"/>
         </w:rPr>
         <w:t xml:space="preserve"> </w:t>
       </w:r>
@@ -26478,6 +26529,7 @@
           <w:rFonts w:ascii="Times New Roman" w:hAnsi="Times New Roman" w:cs="Times New Roman"/>
           <w:sz w:val="28"/>
           <w:szCs w:val="28"/>
+          <w:lang w:val="en-US"/>
         </w:rPr>
         <w:t xml:space="preserve"> </w:t>
       </w:r>
@@ -26494,6 +26546,7 @@
           <w:rFonts w:ascii="Times New Roman" w:hAnsi="Times New Roman" w:cs="Times New Roman"/>
           <w:sz w:val="28"/>
           <w:szCs w:val="28"/>
+          <w:lang w:val="en-US"/>
         </w:rPr>
         <w:t xml:space="preserve"> </w:t>
       </w:r>
@@ -26511,6 +26564,7 @@
           <w:rFonts w:ascii="Times New Roman" w:hAnsi="Times New Roman" w:cs="Times New Roman"/>
           <w:sz w:val="28"/>
           <w:szCs w:val="28"/>
+          <w:lang w:val="en-US"/>
         </w:rPr>
         <w:t xml:space="preserve"> </w:t>
       </w:r>
@@ -26527,6 +26581,7 @@
           <w:rFonts w:ascii="Times New Roman" w:hAnsi="Times New Roman" w:cs="Times New Roman"/>
           <w:sz w:val="28"/>
           <w:szCs w:val="28"/>
+          <w:lang w:val="en-US"/>
         </w:rPr>
         <w:t xml:space="preserve"> </w:t>
       </w:r>
@@ -26543,6 +26598,7 @@
           <w:rFonts w:ascii="Times New Roman" w:hAnsi="Times New Roman" w:cs="Times New Roman"/>
           <w:sz w:val="28"/>
           <w:szCs w:val="28"/>
+          <w:lang w:val="en-US"/>
         </w:rPr>
         <w:t xml:space="preserve"> </w:t>
       </w:r>
@@ -26551,6 +26607,7 @@
           <w:rFonts w:ascii="Times New Roman" w:hAnsi="Times New Roman" w:cs="Times New Roman"/>
           <w:sz w:val="28"/>
           <w:szCs w:val="28"/>
+          <w:lang w:val="en-US"/>
         </w:rPr>
         <w:t>«</w:t>
       </w:r>
@@ -26560,6 +26617,7 @@
           <w:rFonts w:ascii="Times New Roman" w:hAnsi="Times New Roman" w:cs="Times New Roman"/>
           <w:sz w:val="28"/>
           <w:szCs w:val="28"/>
+          <w:lang w:val="en-US"/>
         </w:rPr>
         <w:t>Answer_Book_problem</w:t>
       </w:r>
@@ -26569,6 +26627,7 @@
           <w:rFonts w:ascii="Times New Roman" w:hAnsi="Times New Roman" w:cs="Times New Roman"/>
           <w:sz w:val="28"/>
           <w:szCs w:val="28"/>
+          <w:lang w:val="en-US"/>
         </w:rPr>
         <w:t>»</w:t>
       </w:r>
@@ -26577,6 +26636,7 @@
           <w:rFonts w:ascii="Times New Roman" w:hAnsi="Times New Roman" w:cs="Times New Roman"/>
           <w:sz w:val="28"/>
           <w:szCs w:val="28"/>
+          <w:lang w:val="en-US"/>
         </w:rPr>
         <w:t xml:space="preserve"> </w:t>
       </w:r>
@@ -26593,6 +26653,7 @@
           <w:rFonts w:ascii="Times New Roman" w:hAnsi="Times New Roman" w:cs="Times New Roman"/>
           <w:sz w:val="28"/>
           <w:szCs w:val="28"/>
+          <w:lang w:val="en-US"/>
         </w:rPr>
         <w:t xml:space="preserve"> </w:t>
       </w:r>
@@ -26601,6 +26662,7 @@
           <w:rFonts w:ascii="Times New Roman" w:hAnsi="Times New Roman" w:cs="Times New Roman"/>
           <w:sz w:val="28"/>
           <w:szCs w:val="28"/>
+          <w:lang w:val="en-US"/>
         </w:rPr>
         <w:t>«</w:t>
       </w:r>
@@ -26620,6 +26682,7 @@
           <w:rFonts w:ascii="Times New Roman" w:hAnsi="Times New Roman" w:cs="Times New Roman"/>
           <w:sz w:val="28"/>
           <w:szCs w:val="28"/>
+          <w:lang w:val="en-US"/>
         </w:rPr>
         <w:t xml:space="preserve"> -</w:t>
       </w:r>
@@ -26637,6 +26700,7 @@
           <w:rFonts w:ascii="Times New Roman" w:hAnsi="Times New Roman" w:cs="Times New Roman"/>
           <w:sz w:val="28"/>
           <w:szCs w:val="28"/>
+          <w:lang w:val="en-US"/>
         </w:rPr>
         <w:t xml:space="preserve"> </w:t>
       </w:r>
@@ -26654,6 +26718,7 @@
           <w:rFonts w:ascii="Times New Roman" w:hAnsi="Times New Roman" w:cs="Times New Roman"/>
           <w:sz w:val="28"/>
           <w:szCs w:val="28"/>
+          <w:lang w:val="en-US"/>
         </w:rPr>
         <w:t xml:space="preserve"> &lt; </w:t>
       </w:r>
@@ -26662,6 +26727,7 @@
           <w:rFonts w:ascii="Times New Roman" w:hAnsi="Times New Roman" w:cs="Times New Roman"/>
           <w:sz w:val="28"/>
           <w:szCs w:val="28"/>
+          <w:lang w:val="en-US"/>
         </w:rPr>
         <w:t>"</w:t>
       </w:r>
@@ -26679,6 +26745,7 @@
           <w:rFonts w:ascii="Times New Roman" w:hAnsi="Times New Roman" w:cs="Times New Roman"/>
           <w:sz w:val="28"/>
           <w:szCs w:val="28"/>
+          <w:lang w:val="en-US"/>
         </w:rPr>
         <w:t>:\</w:t>
       </w:r>
@@ -26688,6 +26755,7 @@
           <w:kern w:val="0"/>
           <w:sz w:val="28"/>
           <w:szCs w:val="28"/>
+          <w:lang w:val="en-US"/>
           <w14:ligatures w14:val="none"/>
         </w:rPr>
         <w:t xml:space="preserve"> </w:t>
@@ -26698,109 +26766,116 @@
           <w:rFonts w:ascii="Times New Roman" w:hAnsi="Times New Roman" w:cs="Times New Roman"/>
           <w:sz w:val="28"/>
           <w:szCs w:val="28"/>
+          <w:lang w:val="en-US"/>
         </w:rPr>
         <w:t>Answer_Book_problem</w:t>
       </w:r>
+      <w:r>
+        <w:rPr>
+          <w:rFonts w:ascii="Times New Roman" w:hAnsi="Times New Roman" w:cs="Times New Roman"/>
+          <w:sz w:val="28"/>
+          <w:szCs w:val="28"/>
+          <w:lang w:val="en-US"/>
+        </w:rPr>
+        <w:t>.</w:t>
+      </w:r>
+      <w:r>
+        <w:rPr>
+          <w:rFonts w:ascii="Times New Roman" w:hAnsi="Times New Roman" w:cs="Times New Roman"/>
+          <w:sz w:val="28"/>
+          <w:szCs w:val="28"/>
+          <w:lang w:val="en-US"/>
+        </w:rPr>
+        <w:t>sql</w:t>
+      </w:r>
       <w:proofErr w:type="spellEnd"/>
       <w:r>
         <w:rPr>
           <w:rFonts w:ascii="Times New Roman" w:hAnsi="Times New Roman" w:cs="Times New Roman"/>
           <w:sz w:val="28"/>
           <w:szCs w:val="28"/>
+          <w:lang w:val="en-US"/>
+        </w:rPr>
+        <w:t xml:space="preserve">"» </w:t>
+      </w:r>
+      <w:r>
+        <w:rPr>
+          <w:rFonts w:ascii="Times New Roman" w:hAnsi="Times New Roman" w:cs="Times New Roman"/>
+          <w:sz w:val="28"/>
+          <w:szCs w:val="28"/>
+        </w:rPr>
+        <w:t>изображен</w:t>
+      </w:r>
+      <w:r>
+        <w:rPr>
+          <w:rFonts w:ascii="Times New Roman" w:hAnsi="Times New Roman" w:cs="Times New Roman"/>
+          <w:sz w:val="28"/>
+          <w:szCs w:val="28"/>
+          <w:lang w:val="en-US"/>
+        </w:rPr>
+        <w:t xml:space="preserve"> </w:t>
+      </w:r>
+      <w:r>
+        <w:rPr>
+          <w:rFonts w:ascii="Times New Roman" w:hAnsi="Times New Roman" w:cs="Times New Roman"/>
+          <w:sz w:val="28"/>
+          <w:szCs w:val="28"/>
+        </w:rPr>
+        <w:t>на</w:t>
+      </w:r>
+      <w:r>
+        <w:rPr>
+          <w:rFonts w:ascii="Times New Roman" w:hAnsi="Times New Roman" w:cs="Times New Roman"/>
+          <w:sz w:val="28"/>
+          <w:szCs w:val="28"/>
+          <w:lang w:val="en-US"/>
+        </w:rPr>
+        <w:t xml:space="preserve"> </w:t>
+      </w:r>
+      <w:r>
+        <w:rPr>
+          <w:rFonts w:ascii="Times New Roman" w:hAnsi="Times New Roman" w:cs="Times New Roman"/>
+          <w:sz w:val="28"/>
+          <w:szCs w:val="28"/>
+        </w:rPr>
+        <w:t>рисунке</w:t>
+      </w:r>
+      <w:r>
+        <w:rPr>
+          <w:rFonts w:ascii="Times New Roman" w:hAnsi="Times New Roman" w:cs="Times New Roman"/>
+          <w:sz w:val="28"/>
+          <w:szCs w:val="28"/>
+          <w:lang w:val="en-US"/>
+        </w:rPr>
+        <w:t xml:space="preserve"> </w:t>
+      </w:r>
+      <w:r>
+        <w:rPr>
+          <w:rFonts w:ascii="Times New Roman" w:hAnsi="Times New Roman" w:cs="Times New Roman"/>
+          <w:sz w:val="28"/>
+          <w:szCs w:val="28"/>
+          <w:lang w:val="en-US"/>
+        </w:rPr>
+        <w:t>1</w:t>
+      </w:r>
+      <w:r>
+        <w:rPr>
+          <w:rFonts w:ascii="Times New Roman" w:hAnsi="Times New Roman" w:cs="Times New Roman"/>
+          <w:sz w:val="28"/>
+          <w:szCs w:val="28"/>
+          <w:lang w:val="en-US"/>
+        </w:rPr>
+        <w:t>5</w:t>
+      </w:r>
+      <w:r>
+        <w:rPr>
+          <w:rFonts w:ascii="Times New Roman" w:hAnsi="Times New Roman" w:cs="Times New Roman"/>
+          <w:sz w:val="28"/>
+          <w:szCs w:val="28"/>
+          <w:lang w:val="en-US"/>
         </w:rPr>
         <w:t>.</w:t>
       </w:r>
-      <w:proofErr w:type="spellStart"/>
-      <w:r>
-        <w:rPr>
-          <w:rFonts w:ascii="Times New Roman" w:hAnsi="Times New Roman" w:cs="Times New Roman"/>
-          <w:sz w:val="28"/>
-          <w:szCs w:val="28"/>
-          <w:lang w:val="en-US"/>
-        </w:rPr>
-        <w:t>sql</w:t>
-      </w:r>
-      <w:proofErr w:type="spellEnd"/>
-      <w:r>
-        <w:rPr>
-          <w:rFonts w:ascii="Times New Roman" w:hAnsi="Times New Roman" w:cs="Times New Roman"/>
-          <w:sz w:val="28"/>
-          <w:szCs w:val="28"/>
-        </w:rPr>
-        <w:t xml:space="preserve">"» </w:t>
-      </w:r>
-      <w:r>
-        <w:rPr>
-          <w:rFonts w:ascii="Times New Roman" w:hAnsi="Times New Roman" w:cs="Times New Roman"/>
-          <w:sz w:val="28"/>
-          <w:szCs w:val="28"/>
-        </w:rPr>
-        <w:t>изображен</w:t>
-      </w:r>
-      <w:r>
-        <w:rPr>
-          <w:rFonts w:ascii="Times New Roman" w:hAnsi="Times New Roman" w:cs="Times New Roman"/>
-          <w:sz w:val="28"/>
-          <w:szCs w:val="28"/>
-        </w:rPr>
-        <w:t xml:space="preserve"> </w:t>
-      </w:r>
-      <w:r>
-        <w:rPr>
-          <w:rFonts w:ascii="Times New Roman" w:hAnsi="Times New Roman" w:cs="Times New Roman"/>
-          <w:sz w:val="28"/>
-          <w:szCs w:val="28"/>
-        </w:rPr>
-        <w:t>на</w:t>
-      </w:r>
-      <w:r>
-        <w:rPr>
-          <w:rFonts w:ascii="Times New Roman" w:hAnsi="Times New Roman" w:cs="Times New Roman"/>
-          <w:sz w:val="28"/>
-          <w:szCs w:val="28"/>
-        </w:rPr>
-        <w:t xml:space="preserve"> </w:t>
-      </w:r>
-      <w:r>
-        <w:rPr>
-          <w:rFonts w:ascii="Times New Roman" w:hAnsi="Times New Roman" w:cs="Times New Roman"/>
-          <w:sz w:val="28"/>
-          <w:szCs w:val="28"/>
-        </w:rPr>
-        <w:t>рисунке</w:t>
-      </w:r>
-      <w:r>
-        <w:rPr>
-          <w:rFonts w:ascii="Times New Roman" w:hAnsi="Times New Roman" w:cs="Times New Roman"/>
-          <w:sz w:val="28"/>
-          <w:szCs w:val="28"/>
-        </w:rPr>
-        <w:t xml:space="preserve"> </w:t>
-      </w:r>
-      <w:r>
-        <w:rPr>
-          <w:rFonts w:ascii="Times New Roman" w:hAnsi="Times New Roman" w:cs="Times New Roman"/>
-          <w:sz w:val="28"/>
-          <w:szCs w:val="28"/>
-        </w:rPr>
-        <w:t>1</w:t>
-      </w:r>
-      <w:r>
-        <w:rPr>
-          <w:rFonts w:ascii="Times New Roman" w:hAnsi="Times New Roman" w:cs="Times New Roman"/>
-          <w:sz w:val="28"/>
-          <w:szCs w:val="28"/>
-        </w:rPr>
-        <w:t>5</w:t>
-      </w:r>
-      <w:r>
-        <w:rPr>
-          <w:rFonts w:ascii="Times New Roman" w:hAnsi="Times New Roman" w:cs="Times New Roman"/>
-          <w:sz w:val="28"/>
-          <w:szCs w:val="28"/>
-        </w:rPr>
-        <w:t>.</w:t>
-      </w:r>
     </w:p>
     <w:p>
       <w:pPr>
@@ -26811,6 +26886,7 @@
           <w:rFonts w:ascii="Times New Roman" w:hAnsi="Times New Roman" w:cs="Times New Roman"/>
           <w:sz w:val="28"/>
           <w:szCs w:val="28"/>
+          <w:lang w:val="en-US"/>
         </w:rPr>
       </w:pPr>
     </w:p>
@@ -27139,6 +27215,7 @@
       <w:r>
         <w:rPr>
           <w:rFonts w:ascii="Times New Roman" w:hAnsi="Times New Roman" w:cs="Times New Roman"/>
+          <w:noProof/>
           <w:sz w:val="28"/>
           <w:szCs w:val="28"/>
         </w:rPr>
@@ -28688,7 +28765,7 @@
           <w:szCs w:val="28"/>
         </w:rPr>
       </w:pPr>
-      <w:bookmarkStart w:id="8" w:name="_Toc230206346"/>
+      <w:bookmarkStart w:id="8" w:name="_Toc230302005"/>
       <w:r>
         <w:rPr>
           <w:rFonts w:ascii="Times New Roman" w:hAnsi="Times New Roman" w:cs="Times New Roman"/>
@@ -28725,7 +28802,7 @@
           <w:szCs w:val="28"/>
         </w:rPr>
       </w:pPr>
-      <w:bookmarkStart w:id="9" w:name="_Toc230206347"/>
+      <w:bookmarkStart w:id="9" w:name="_Toc230302006"/>
       <w:r>
         <w:rPr>
           <w:rFonts w:ascii="Times New Roman" w:hAnsi="Times New Roman" w:cs="Times New Roman"/>
@@ -30741,7 +30818,7 @@
           <w:szCs w:val="28"/>
         </w:rPr>
       </w:pPr>
-      <w:bookmarkStart w:id="10" w:name="_Toc230206348"/>
+      <w:bookmarkStart w:id="10" w:name="_Toc230302007"/>
       <w:r>
         <w:rPr>
           <w:rFonts w:ascii="Times New Roman" w:hAnsi="Times New Roman" w:cs="Times New Roman"/>
@@ -31052,7 +31129,6 @@
           <w:rFonts w:ascii="Times New Roman" w:hAnsi="Times New Roman" w:cs="Times New Roman"/>
           <w:sz w:val="28"/>
           <w:szCs w:val="28"/>
-          <w:lang w:val="en-US"/>
         </w:rPr>
       </w:pPr>
       <w:r>
@@ -31895,7 +31971,7 @@
           <w:szCs w:val="28"/>
         </w:rPr>
       </w:pPr>
-      <w:bookmarkStart w:id="11" w:name="_Toc230206349"/>
+      <w:bookmarkStart w:id="11" w:name="_Toc230302008"/>
       <w:r>
         <w:rPr>
           <w:rFonts w:ascii="Times New Roman" w:hAnsi="Times New Roman" w:cs="Times New Roman"/>
@@ -32932,15 +33008,25 @@
           <w:rFonts w:ascii="Times New Roman" w:hAnsi="Times New Roman" w:cs="Times New Roman"/>
           <w:sz w:val="28"/>
           <w:szCs w:val="28"/>
-        </w:rPr>
-      </w:pPr>
-      <w:r>
-        <w:rPr>
-          <w:rFonts w:ascii="Times New Roman" w:hAnsi="Times New Roman" w:cs="Times New Roman"/>
-          <w:sz w:val="28"/>
-          <w:szCs w:val="28"/>
-        </w:rPr>
-        <w:t>После создания пользователя необходимо назначить ему привилегии с помощью команды GRANT. Например:</w:t>
+          <w:lang w:val="en-US"/>
+        </w:rPr>
+      </w:pPr>
+      <w:r>
+        <w:rPr>
+          <w:rFonts w:ascii="Times New Roman" w:hAnsi="Times New Roman" w:cs="Times New Roman"/>
+          <w:sz w:val="28"/>
+          <w:szCs w:val="28"/>
+        </w:rPr>
+        <w:t>После создания пользователя необходимо назначить ему привилегии с помощью команды GRANT. Например</w:t>
+      </w:r>
+      <w:r>
+        <w:rPr>
+          <w:rFonts w:ascii="Times New Roman" w:hAnsi="Times New Roman" w:cs="Times New Roman"/>
+          <w:sz w:val="28"/>
+          <w:szCs w:val="28"/>
+          <w:lang w:val="en-US"/>
+        </w:rPr>
+        <w:t>:</w:t>
       </w:r>
     </w:p>
     <w:p>
@@ -32952,6 +33038,7 @@
           <w:rFonts w:ascii="Times New Roman" w:hAnsi="Times New Roman" w:cs="Times New Roman"/>
           <w:sz w:val="28"/>
           <w:szCs w:val="28"/>
+          <w:lang w:val="en-US"/>
         </w:rPr>
       </w:pPr>
       <w:r>
@@ -33040,9 +33127,11 @@
           <w:rFonts w:ascii="Times New Roman" w:hAnsi="Times New Roman" w:cs="Times New Roman"/>
           <w:sz w:val="28"/>
           <w:szCs w:val="28"/>
+          <w:lang w:val="en-US"/>
         </w:rPr>
         <w:t xml:space="preserve"> '</w:t>
       </w:r>
+      <w:proofErr w:type="spellStart"/>
       <w:r>
         <w:rPr>
           <w:rFonts w:ascii="Times New Roman" w:hAnsi="Times New Roman" w:cs="Times New Roman"/>
@@ -33057,6 +33146,7 @@
           <w:rFonts w:ascii="Times New Roman" w:hAnsi="Times New Roman" w:cs="Times New Roman"/>
           <w:sz w:val="28"/>
           <w:szCs w:val="28"/>
+          <w:lang w:val="en-US"/>
         </w:rPr>
         <w:t>'@'</w:t>
       </w:r>
@@ -33069,11 +33159,13 @@
         </w:rPr>
         <w:t>localhost</w:t>
       </w:r>
-      <w:r>
-        <w:rPr>
-          <w:rFonts w:ascii="Times New Roman" w:hAnsi="Times New Roman" w:cs="Times New Roman"/>
-          <w:sz w:val="28"/>
-          <w:szCs w:val="28"/>
+      <w:proofErr w:type="spellEnd"/>
+      <w:r>
+        <w:rPr>
+          <w:rFonts w:ascii="Times New Roman" w:hAnsi="Times New Roman" w:cs="Times New Roman"/>
+          <w:sz w:val="28"/>
+          <w:szCs w:val="28"/>
+          <w:lang w:val="en-US"/>
         </w:rPr>
         <w:t>';</w:t>
       </w:r>
@@ -33196,7 +33288,7 @@
           <w:szCs w:val="28"/>
         </w:rPr>
       </w:pPr>
-      <w:bookmarkStart w:id="12" w:name="_Toc230206350"/>
+      <w:bookmarkStart w:id="12" w:name="_Toc230302009"/>
       <w:r>
         <w:rPr>
           <w:rFonts w:ascii="Times New Roman" w:hAnsi="Times New Roman" w:cs="Times New Roman"/>
@@ -33315,15 +33407,7 @@
           <w:sz w:val="28"/>
           <w:szCs w:val="28"/>
         </w:rPr>
-        <w:t xml:space="preserve">На </w:t>
-      </w:r>
-      <w:r>
-        <w:rPr>
-          <w:rFonts w:ascii="Times New Roman" w:hAnsi="Times New Roman" w:cs="Times New Roman"/>
-          <w:sz w:val="28"/>
-          <w:szCs w:val="28"/>
-        </w:rPr>
-        <w:t>текущий момент работа с БД осуществляется напрямую через SQL-запросы или административные инструменты. Рекомендуется разработать веб-приложение с ролевым доступом, которое позволит:</w:t>
+        <w:t>На текущий момент работа с БД осуществляется напрямую через SQL-запросы или административные инструменты. Рекомендуется разработать веб-приложение с ролевым доступом, которое позволит:</w:t>
       </w:r>
     </w:p>
     <w:p>
@@ -34682,7 +34766,7 @@
           <w:szCs w:val="28"/>
         </w:rPr>
       </w:pPr>
-      <w:bookmarkStart w:id="13" w:name="_Toc230206351"/>
+      <w:bookmarkStart w:id="13" w:name="_Toc230302010"/>
       <w:r>
         <w:rPr>
           <w:rFonts w:ascii="Times New Roman" w:hAnsi="Times New Roman" w:cs="Times New Roman"/>
@@ -35185,7 +35269,7 @@
           <w:szCs w:val="28"/>
         </w:rPr>
       </w:pPr>
-      <w:bookmarkStart w:id="14" w:name="_Toc230206352"/>
+      <w:bookmarkStart w:id="14" w:name="_Toc230302011"/>
       <w:r>
         <w:rPr>
           <w:rFonts w:ascii="Times New Roman" w:hAnsi="Times New Roman" w:cs="Times New Roman"/>
@@ -35338,8 +35422,18 @@
           <w:sz w:val="28"/>
           <w:szCs w:val="28"/>
         </w:rPr>
-        <w:t>Федеральный закон от 22 октября 2004 года №125-ФЗ «Об архивном деле в Российской Федерации»</w:t>
-      </w:r>
+        <w:t xml:space="preserve">Федеральный закон от 27 июля 2006 года №149-ФЗ «Об информации, информационных технологиях и о защите </w:t>
+      </w:r>
+      <w:proofErr w:type="spellStart"/>
+      <w:r>
+        <w:rPr>
+          <w:rFonts w:ascii="Times New Roman" w:hAnsi="Times New Roman" w:cs="Times New Roman"/>
+          <w:sz w:val="28"/>
+          <w:szCs w:val="28"/>
+        </w:rPr>
+        <w:t>информации»</w:t>
+      </w:r>
+      <w:proofErr w:type="spellEnd"/>
     </w:p>
     <w:p>
       <w:pPr>
@@ -36256,7 +36350,7 @@
           <w:color w:val="auto"/>
         </w:rPr>
       </w:pPr>
-      <w:bookmarkStart w:id="15" w:name="_Toc230206353"/>
+      <w:bookmarkStart w:id="15" w:name="_Toc230302012"/>
       <w:r>
         <w:rPr>
           <w:rFonts w:ascii="Times New Roman" w:hAnsi="Times New Roman" w:cs="Times New Roman"/>
@@ -36301,7 +36395,7 @@
           <w:szCs w:val="28"/>
         </w:rPr>
       </w:pPr>
-      <w:bookmarkStart w:id="16" w:name="_Toc230206354"/>
+      <w:bookmarkStart w:id="16" w:name="_Toc230302013"/>
       <w:r>
         <w:rPr>
           <w:rFonts w:ascii="Times New Roman" w:hAnsi="Times New Roman" w:cs="Times New Roman"/>
@@ -36488,6 +36582,7 @@
       <w:r>
         <w:rPr>
           <w:rFonts w:ascii="Times New Roman" w:hAnsi="Times New Roman" w:cs="Times New Roman"/>
+          <w:noProof/>
           <w:sz w:val="28"/>
           <w:szCs w:val="28"/>
         </w:rPr>
@@ -36613,6 +36708,7 @@
       <w:r>
         <w:rPr>
           <w:rFonts w:ascii="Times New Roman" w:hAnsi="Times New Roman" w:cs="Times New Roman"/>
+          <w:noProof/>
           <w:sz w:val="28"/>
           <w:szCs w:val="28"/>
         </w:rPr>
@@ -36746,6 +36842,7 @@
       <w:r>
         <w:rPr>
           <w:rFonts w:ascii="Times New Roman" w:hAnsi="Times New Roman" w:cs="Times New Roman"/>
+          <w:noProof/>
           <w:sz w:val="28"/>
           <w:szCs w:val="28"/>
         </w:rPr>
@@ -36881,6 +36978,7 @@
       <w:r>
         <w:rPr>
           <w:rFonts w:ascii="Times New Roman" w:hAnsi="Times New Roman" w:cs="Times New Roman"/>
+          <w:noProof/>
           <w:sz w:val="28"/>
           <w:szCs w:val="28"/>
         </w:rPr>
